--- a/Base Application.Source/Sales/History/StandardSalesCreditMemoThemable.docx
+++ b/Base Application.Source/Sales/History/StandardSalesCreditMemoThemable.docx
@@ -7,12 +7,12 @@
         <w:tblStyle w:val="TableGrid"/>
         <w:tblW w:w="5000" w:type="pct"/>
         <w:tblBorders>
-          <w:top w:val="none" w:sz="0" w:space="0" w:color="auto"/>
-          <w:left w:val="none" w:sz="0" w:space="0" w:color="auto"/>
-          <w:bottom w:val="none" w:sz="0" w:space="0" w:color="auto"/>
-          <w:right w:val="none" w:sz="0" w:space="0" w:color="auto"/>
-          <w:insideH w:val="none" w:sz="0" w:space="0" w:color="auto"/>
-          <w:insideV w:val="none" w:sz="0" w:space="0" w:color="auto"/>
+          <w:top w:val="none" w:color="auto" w:sz="0" w:space="0"/>
+          <w:left w:val="none" w:color="auto" w:sz="0" w:space="0"/>
+          <w:bottom w:val="none" w:color="auto" w:sz="0" w:space="0"/>
+          <w:right w:val="none" w:color="auto" w:sz="0" w:space="0"/>
+          <w:insideH w:val="none" w:color="auto" w:sz="0" w:space="0"/>
+          <w:insideV w:val="none" w:color="auto" w:sz="0" w:space="0"/>
         </w:tblBorders>
         <w:tblCellMar>
           <w:left w:w="0" w:type="dxa"/>
@@ -540,12 +540,12 @@
         <w:tblStyle w:val="TableGrid"/>
         <w:tblW w:w="0" w:type="auto"/>
         <w:tblBorders>
-          <w:top w:val="none" w:sz="0" w:space="0" w:color="auto"/>
-          <w:left w:val="none" w:sz="0" w:space="0" w:color="auto"/>
-          <w:bottom w:val="none" w:sz="0" w:space="0" w:color="auto"/>
-          <w:right w:val="none" w:sz="0" w:space="0" w:color="auto"/>
-          <w:insideH w:val="none" w:sz="0" w:space="0" w:color="auto"/>
-          <w:insideV w:val="none" w:sz="0" w:space="0" w:color="auto"/>
+          <w:top w:val="none" w:color="auto" w:sz="0" w:space="0"/>
+          <w:left w:val="none" w:color="auto" w:sz="0" w:space="0"/>
+          <w:bottom w:val="none" w:color="auto" w:sz="0" w:space="0"/>
+          <w:right w:val="none" w:color="auto" w:sz="0" w:space="0"/>
+          <w:insideH w:val="none" w:color="auto" w:sz="0" w:space="0"/>
+          <w:insideV w:val="none" w:color="auto" w:sz="0" w:space="0"/>
         </w:tblBorders>
         <w:tblCellMar>
           <w:left w:w="0" w:type="dxa"/>
@@ -841,12 +841,12 @@
         <w:tblStyle w:val="TableGrid"/>
         <w:tblW w:w="0" w:type="auto"/>
         <w:tblBorders>
-          <w:top w:val="none" w:sz="0" w:space="0" w:color="auto"/>
-          <w:left w:val="none" w:sz="0" w:space="0" w:color="auto"/>
-          <w:bottom w:val="none" w:sz="0" w:space="0" w:color="auto"/>
-          <w:right w:val="none" w:sz="0" w:space="0" w:color="auto"/>
-          <w:insideH w:val="none" w:sz="0" w:space="0" w:color="auto"/>
-          <w:insideV w:val="none" w:sz="0" w:space="0" w:color="auto"/>
+          <w:top w:val="none" w:color="auto" w:sz="0" w:space="0"/>
+          <w:left w:val="none" w:color="auto" w:sz="0" w:space="0"/>
+          <w:bottom w:val="none" w:color="auto" w:sz="0" w:space="0"/>
+          <w:right w:val="none" w:color="auto" w:sz="0" w:space="0"/>
+          <w:insideH w:val="none" w:color="auto" w:sz="0" w:space="0"/>
+          <w:insideV w:val="none" w:color="auto" w:sz="0" w:space="0"/>
         </w:tblBorders>
         <w:tblLayout w:type="fixed"/>
         <w:tblCellMar>
@@ -885,7 +885,7 @@
               <w:tcPr>
                 <w:tcW w:w="954" w:type="dxa"/>
                 <w:tcBorders>
-                  <w:bottom w:val="single" w:sz="4" w:space="0" w:color="auto"/>
+                  <w:bottom w:val="single" w:color="auto" w:sz="4" w:space="0"/>
                 </w:tcBorders>
                 <w:shd w:val="clear" w:color="auto" w:fill="5B9BD5" w:themeFill="accent1"/>
                 <w:vAlign w:val="bottom"/>
@@ -919,7 +919,7 @@
               <w:tcPr>
                 <w:tcW w:w="2238" w:type="dxa"/>
                 <w:tcBorders>
-                  <w:bottom w:val="single" w:sz="4" w:space="0" w:color="auto"/>
+                  <w:bottom w:val="single" w:color="auto" w:sz="4" w:space="0"/>
                 </w:tcBorders>
                 <w:shd w:val="clear" w:color="auto" w:fill="5B9BD5" w:themeFill="accent1"/>
                 <w:vAlign w:val="bottom"/>
@@ -953,7 +953,7 @@
               <w:tcPr>
                 <w:tcW w:w="965" w:type="dxa"/>
                 <w:tcBorders>
-                  <w:bottom w:val="single" w:sz="4" w:space="0" w:color="auto"/>
+                  <w:bottom w:val="single" w:color="auto" w:sz="4" w:space="0"/>
                 </w:tcBorders>
                 <w:shd w:val="clear" w:color="auto" w:fill="5B9BD5" w:themeFill="accent1"/>
                 <w:vAlign w:val="bottom"/>
@@ -987,7 +987,7 @@
               <w:tcPr>
                 <w:tcW w:w="805" w:type="dxa"/>
                 <w:tcBorders>
-                  <w:bottom w:val="single" w:sz="4" w:space="0" w:color="auto"/>
+                  <w:bottom w:val="single" w:color="auto" w:sz="4" w:space="0"/>
                 </w:tcBorders>
                 <w:shd w:val="clear" w:color="auto" w:fill="5B9BD5" w:themeFill="accent1"/>
                 <w:vAlign w:val="bottom"/>
@@ -1010,7 +1010,7 @@
           <w:tcPr>
             <w:tcW w:w="708" w:type="dxa"/>
             <w:tcBorders>
-              <w:bottom w:val="single" w:sz="4" w:space="0" w:color="auto"/>
+              <w:bottom w:val="single" w:color="auto" w:sz="4" w:space="0"/>
             </w:tcBorders>
             <w:shd w:val="clear" w:color="auto" w:fill="5B9BD5" w:themeFill="accent1"/>
             <w:vAlign w:val="bottom"/>
@@ -1037,7 +1037,7 @@
               <w:tcPr>
                 <w:tcW w:w="1365" w:type="dxa"/>
                 <w:tcBorders>
-                  <w:bottom w:val="single" w:sz="4" w:space="0" w:color="auto"/>
+                  <w:bottom w:val="single" w:color="auto" w:sz="4" w:space="0"/>
                 </w:tcBorders>
                 <w:shd w:val="clear" w:color="auto" w:fill="5B9BD5" w:themeFill="accent1"/>
                 <w:vAlign w:val="bottom"/>
@@ -1060,7 +1060,7 @@
           <w:tcPr>
             <w:tcW w:w="620" w:type="dxa"/>
             <w:tcBorders>
-              <w:bottom w:val="single" w:sz="4" w:space="0" w:color="auto"/>
+              <w:bottom w:val="single" w:color="auto" w:sz="4" w:space="0"/>
             </w:tcBorders>
             <w:shd w:val="clear" w:color="auto" w:fill="5B9BD5" w:themeFill="accent1"/>
             <w:vAlign w:val="bottom"/>
@@ -1087,7 +1087,7 @@
               <w:tcPr>
                 <w:tcW w:w="709" w:type="dxa"/>
                 <w:tcBorders>
-                  <w:bottom w:val="single" w:sz="4" w:space="0" w:color="auto"/>
+                  <w:bottom w:val="single" w:color="auto" w:sz="4" w:space="0"/>
                 </w:tcBorders>
                 <w:shd w:val="clear" w:color="auto" w:fill="5B9BD5" w:themeFill="accent1"/>
                 <w:vAlign w:val="bottom"/>
@@ -1122,7 +1122,7 @@
               <w:tcPr>
                 <w:tcW w:w="1807" w:type="dxa"/>
                 <w:tcBorders>
-                  <w:bottom w:val="single" w:sz="4" w:space="0" w:color="auto"/>
+                  <w:bottom w:val="single" w:color="auto" w:sz="4" w:space="0"/>
                 </w:tcBorders>
                 <w:shd w:val="clear" w:color="auto" w:fill="5B9BD5" w:themeFill="accent1"/>
                 <w:tcMar>
@@ -1153,7 +1153,7 @@
           <w:tcPr>
             <w:tcW w:w="954" w:type="dxa"/>
             <w:tcBorders>
-              <w:top w:val="single" w:sz="4" w:space="0" w:color="auto"/>
+              <w:top w:val="single" w:color="auto" w:sz="4" w:space="0"/>
             </w:tcBorders>
           </w:tcPr>
           <w:p>
@@ -1166,7 +1166,7 @@
           <w:tcPr>
             <w:tcW w:w="2238" w:type="dxa"/>
             <w:tcBorders>
-              <w:top w:val="single" w:sz="4" w:space="0" w:color="auto"/>
+              <w:top w:val="single" w:color="auto" w:sz="4" w:space="0"/>
             </w:tcBorders>
           </w:tcPr>
           <w:p>
@@ -1179,7 +1179,7 @@
           <w:tcPr>
             <w:tcW w:w="965" w:type="dxa"/>
             <w:tcBorders>
-              <w:top w:val="single" w:sz="4" w:space="0" w:color="auto"/>
+              <w:top w:val="single" w:color="auto" w:sz="4" w:space="0"/>
             </w:tcBorders>
           </w:tcPr>
           <w:p>
@@ -1192,7 +1192,7 @@
           <w:tcPr>
             <w:tcW w:w="805" w:type="dxa"/>
             <w:tcBorders>
-              <w:top w:val="single" w:sz="4" w:space="0" w:color="auto"/>
+              <w:top w:val="single" w:color="auto" w:sz="4" w:space="0"/>
             </w:tcBorders>
           </w:tcPr>
           <w:p>
@@ -1205,7 +1205,7 @@
           <w:tcPr>
             <w:tcW w:w="708" w:type="dxa"/>
             <w:tcBorders>
-              <w:top w:val="single" w:sz="4" w:space="0" w:color="auto"/>
+              <w:top w:val="single" w:color="auto" w:sz="4" w:space="0"/>
             </w:tcBorders>
           </w:tcPr>
           <w:p>
@@ -1218,7 +1218,7 @@
           <w:tcPr>
             <w:tcW w:w="1365" w:type="dxa"/>
             <w:tcBorders>
-              <w:top w:val="single" w:sz="4" w:space="0" w:color="auto"/>
+              <w:top w:val="single" w:color="auto" w:sz="4" w:space="0"/>
             </w:tcBorders>
           </w:tcPr>
           <w:p>
@@ -1231,7 +1231,7 @@
           <w:tcPr>
             <w:tcW w:w="620" w:type="dxa"/>
             <w:tcBorders>
-              <w:top w:val="single" w:sz="4" w:space="0" w:color="auto"/>
+              <w:top w:val="single" w:color="auto" w:sz="4" w:space="0"/>
             </w:tcBorders>
           </w:tcPr>
           <w:p>
@@ -1244,7 +1244,7 @@
           <w:tcPr>
             <w:tcW w:w="709" w:type="dxa"/>
             <w:tcBorders>
-              <w:top w:val="single" w:sz="4" w:space="0" w:color="auto"/>
+              <w:top w:val="single" w:color="auto" w:sz="4" w:space="0"/>
             </w:tcBorders>
           </w:tcPr>
           <w:p>
@@ -1257,7 +1257,7 @@
           <w:tcPr>
             <w:tcW w:w="1807" w:type="dxa"/>
             <w:tcBorders>
-              <w:top w:val="single" w:sz="4" w:space="0" w:color="auto"/>
+              <w:top w:val="single" w:color="auto" w:sz="4" w:space="0"/>
             </w:tcBorders>
             <w:tcMar>
               <w:right w:w="0" w:type="dxa"/>
@@ -1935,7 +1935,7 @@
                 <w:tcW w:w="2694" w:type="dxa"/>
                 <w:gridSpan w:val="3"/>
                 <w:tcBorders>
-                  <w:bottom w:val="single" w:sz="4" w:space="0" w:color="5B9BD5" w:themeColor="accent1"/>
+                  <w:bottom w:val="single" w:color="5B9BD5" w:themeColor="accent1" w:sz="4" w:space="0"/>
                 </w:tcBorders>
               </w:tcPr>
               <w:p>
@@ -1976,7 +1976,7 @@
               <w:tcPr>
                 <w:tcW w:w="1807" w:type="dxa"/>
                 <w:tcBorders>
-                  <w:bottom w:val="single" w:sz="4" w:space="0" w:color="5B9BD5" w:themeColor="accent1"/>
+                  <w:bottom w:val="single" w:color="5B9BD5" w:themeColor="accent1" w:sz="4" w:space="0"/>
                 </w:tcBorders>
                 <w:tcMar>
                   <w:right w:w="0" w:type="dxa"/>
@@ -2011,12 +2011,12 @@
         <w:tblW w:w="0" w:type="auto"/>
         <w:jc w:val="right"/>
         <w:tblBorders>
-          <w:top w:val="none" w:sz="0" w:space="0" w:color="auto"/>
-          <w:left w:val="none" w:sz="0" w:space="0" w:color="auto"/>
-          <w:bottom w:val="none" w:sz="0" w:space="0" w:color="auto"/>
-          <w:right w:val="none" w:sz="0" w:space="0" w:color="auto"/>
-          <w:insideH w:val="none" w:sz="0" w:space="0" w:color="auto"/>
-          <w:insideV w:val="none" w:sz="0" w:space="0" w:color="auto"/>
+          <w:top w:val="none" w:color="auto" w:sz="0" w:space="0"/>
+          <w:left w:val="none" w:color="auto" w:sz="0" w:space="0"/>
+          <w:bottom w:val="none" w:color="auto" w:sz="0" w:space="0"/>
+          <w:right w:val="none" w:color="auto" w:sz="0" w:space="0"/>
+          <w:insideH w:val="none" w:color="auto" w:sz="0" w:space="0"/>
+          <w:insideV w:val="none" w:color="auto" w:sz="0" w:space="0"/>
         </w:tblBorders>
         <w:tblLayout w:type="fixed"/>
         <w:tblCellMar>
@@ -2306,12 +2306,12 @@
       <w:tblStyle w:val="TableGrid"/>
       <w:tblW w:w="5000" w:type="pct"/>
       <w:tblBorders>
-        <w:top w:val="none" w:sz="0" w:space="0" w:color="auto"/>
-        <w:left w:val="none" w:sz="0" w:space="0" w:color="auto"/>
-        <w:bottom w:val="none" w:sz="0" w:space="0" w:color="auto"/>
-        <w:right w:val="none" w:sz="0" w:space="0" w:color="auto"/>
-        <w:insideH w:val="none" w:sz="0" w:space="0" w:color="auto"/>
-        <w:insideV w:val="none" w:sz="0" w:space="0" w:color="auto"/>
+        <w:top w:val="none" w:color="auto" w:sz="0" w:space="0"/>
+        <w:left w:val="none" w:color="auto" w:sz="0" w:space="0"/>
+        <w:bottom w:val="none" w:color="auto" w:sz="0" w:space="0"/>
+        <w:right w:val="none" w:color="auto" w:sz="0" w:space="0"/>
+        <w:insideH w:val="none" w:color="auto" w:sz="0" w:space="0"/>
+        <w:insideV w:val="none" w:color="auto" w:sz="0" w:space="0"/>
       </w:tblBorders>
       <w:tblLayout w:type="fixed"/>
       <w:tblCellMar>
@@ -2414,12 +2414,12 @@
       <w:tblStyle w:val="TableGrid"/>
       <w:tblW w:w="5000" w:type="pct"/>
       <w:tblBorders>
-        <w:top w:val="none" w:sz="0" w:space="0" w:color="auto"/>
-        <w:left w:val="none" w:sz="0" w:space="0" w:color="auto"/>
-        <w:bottom w:val="none" w:sz="0" w:space="0" w:color="auto"/>
-        <w:right w:val="none" w:sz="0" w:space="0" w:color="auto"/>
-        <w:insideH w:val="none" w:sz="0" w:space="0" w:color="auto"/>
-        <w:insideV w:val="none" w:sz="0" w:space="0" w:color="auto"/>
+        <w:top w:val="none" w:color="auto" w:sz="0" w:space="0"/>
+        <w:left w:val="none" w:color="auto" w:sz="0" w:space="0"/>
+        <w:bottom w:val="none" w:color="auto" w:sz="0" w:space="0"/>
+        <w:right w:val="none" w:color="auto" w:sz="0" w:space="0"/>
+        <w:insideH w:val="none" w:color="auto" w:sz="0" w:space="0"/>
+        <w:insideV w:val="none" w:color="auto" w:sz="0" w:space="0"/>
       </w:tblBorders>
       <w:tblLayout w:type="fixed"/>
       <w:tblCellMar>
@@ -3078,12 +3078,12 @@
       <w:tblStyle w:val="TableGrid"/>
       <w:tblW w:w="0" w:type="auto"/>
       <w:tblBorders>
-        <w:top w:val="none" w:sz="0" w:space="0" w:color="auto"/>
-        <w:left w:val="none" w:sz="0" w:space="0" w:color="auto"/>
-        <w:bottom w:val="none" w:sz="0" w:space="0" w:color="auto"/>
-        <w:right w:val="none" w:sz="0" w:space="0" w:color="auto"/>
-        <w:insideH w:val="none" w:sz="0" w:space="0" w:color="auto"/>
-        <w:insideV w:val="none" w:sz="0" w:space="0" w:color="auto"/>
+        <w:top w:val="none" w:color="auto" w:sz="0" w:space="0"/>
+        <w:left w:val="none" w:color="auto" w:sz="0" w:space="0"/>
+        <w:bottom w:val="none" w:color="auto" w:sz="0" w:space="0"/>
+        <w:right w:val="none" w:color="auto" w:sz="0" w:space="0"/>
+        <w:insideH w:val="none" w:color="auto" w:sz="0" w:space="0"/>
+        <w:insideV w:val="none" w:color="auto" w:sz="0" w:space="0"/>
       </w:tblBorders>
       <w:tblCellMar>
         <w:left w:w="0" w:type="dxa"/>
@@ -3293,18 +3293,18 @@
 </file>
 
 <file path=word/header2.xml><?xml version="1.0" encoding="utf-8"?>
-<w:hdr xmlns:wpc="http://schemas.microsoft.com/office/word/2010/wordprocessingCanvas" xmlns:cx="http://schemas.microsoft.com/office/drawing/2014/chartex" xmlns:cx1="http://schemas.microsoft.com/office/drawing/2015/9/8/chartex" xmlns:cx2="http://schemas.microsoft.com/office/drawing/2015/10/21/chartex" xmlns:cx3="http://schemas.microsoft.com/office/drawing/2016/5/9/chartex" xmlns:cx4="http://schemas.microsoft.com/office/drawing/2016/5/10/chartex" xmlns:cx5="http://schemas.microsoft.com/office/drawing/2016/5/11/chartex" xmlns:cx6="http://schemas.microsoft.com/office/drawing/2016/5/12/chartex" xmlns:cx7="http://schemas.microsoft.com/office/drawing/2016/5/13/chartex" xmlns:cx8="http://schemas.microsoft.com/office/drawing/2016/5/14/chartex" xmlns:mc="http://schemas.openxmlformats.org/markup-compatibility/2006" xmlns:aink="http://schemas.microsoft.com/office/drawing/2016/ink" xmlns:am3d="http://schemas.microsoft.com/office/drawing/2017/model3d" xmlns:o="urn:schemas-microsoft-com:office:office" xmlns:oel="http://schemas.microsoft.com/office/2019/extlst" xmlns:r="http://schemas.openxmlformats.org/officeDocument/2006/relationships" xmlns:m="http://schemas.openxmlformats.org/officeDocument/2006/math" xmlns:v="urn:schemas-microsoft-com:vml" xmlns:wp14="http://schemas.microsoft.com/office/word/2010/wordprocessingDrawing" xmlns:wp="http://schemas.openxmlformats.org/drawingml/2006/wordprocessingDrawing" xmlns:w10="urn:schemas-microsoft-com:office:word" xmlns:w="http://schemas.openxmlformats.org/wordprocessingml/2006/main" xmlns:w14="http://schemas.microsoft.com/office/word/2010/wordml" xmlns:w15="http://schemas.microsoft.com/office/word/2012/wordml" xmlns:w16cex="http://schemas.microsoft.com/office/word/2018/wordml/cex" xmlns:w16cid="http://schemas.microsoft.com/office/word/2016/wordml/cid" xmlns:w16="http://schemas.microsoft.com/office/word/2018/wordml" xmlns:w16du="http://schemas.microsoft.com/office/word/2023/wordml/word16du" xmlns:w16sdtdh="http://schemas.microsoft.com/office/word/2020/wordml/sdtdatahash" xmlns:w16sdtfl="http://schemas.microsoft.com/office/word/2024/wordml/sdtformatlock" xmlns:w16se="http://schemas.microsoft.com/office/word/2015/wordml/symex" xmlns:wpg="http://schemas.microsoft.com/office/word/2010/wordprocessingGroup" xmlns:wpi="http://schemas.microsoft.com/office/word/2010/wordprocessingInk" xmlns:wne="http://schemas.microsoft.com/office/word/2006/wordml" xmlns:wps="http://schemas.microsoft.com/office/word/2010/wordprocessingShape" mc:Ignorable="w14 w15 w16se w16cid w16 w16cex w16sdtdh w16sdtfl w16du wp14">
+<w:hdr xmlns:a="http://schemas.openxmlformats.org/drawingml/2006/main" xmlns:pic="http://schemas.openxmlformats.org/drawingml/2006/picture" xmlns:wpc="http://schemas.microsoft.com/office/word/2010/wordprocessingCanvas" xmlns:cx="http://schemas.microsoft.com/office/drawing/2014/chartex" xmlns:cx1="http://schemas.microsoft.com/office/drawing/2015/9/8/chartex" xmlns:cx2="http://schemas.microsoft.com/office/drawing/2015/10/21/chartex" xmlns:cx3="http://schemas.microsoft.com/office/drawing/2016/5/9/chartex" xmlns:cx4="http://schemas.microsoft.com/office/drawing/2016/5/10/chartex" xmlns:cx5="http://schemas.microsoft.com/office/drawing/2016/5/11/chartex" xmlns:cx6="http://schemas.microsoft.com/office/drawing/2016/5/12/chartex" xmlns:cx7="http://schemas.microsoft.com/office/drawing/2016/5/13/chartex" xmlns:cx8="http://schemas.microsoft.com/office/drawing/2016/5/14/chartex" xmlns:mc="http://schemas.openxmlformats.org/markup-compatibility/2006" xmlns:aink="http://schemas.microsoft.com/office/drawing/2016/ink" xmlns:am3d="http://schemas.microsoft.com/office/drawing/2017/model3d" xmlns:o="urn:schemas-microsoft-com:office:office" xmlns:oel="http://schemas.microsoft.com/office/2019/extlst" xmlns:r="http://schemas.openxmlformats.org/officeDocument/2006/relationships" xmlns:m="http://schemas.openxmlformats.org/officeDocument/2006/math" xmlns:v="urn:schemas-microsoft-com:vml" xmlns:wp14="http://schemas.microsoft.com/office/word/2010/wordprocessingDrawing" xmlns:wp="http://schemas.openxmlformats.org/drawingml/2006/wordprocessingDrawing" xmlns:w10="urn:schemas-microsoft-com:office:word" xmlns:w="http://schemas.openxmlformats.org/wordprocessingml/2006/main" xmlns:w14="http://schemas.microsoft.com/office/word/2010/wordml" xmlns:w15="http://schemas.microsoft.com/office/word/2012/wordml" xmlns:w16cex="http://schemas.microsoft.com/office/word/2018/wordml/cex" xmlns:w16cid="http://schemas.microsoft.com/office/word/2016/wordml/cid" xmlns:w16="http://schemas.microsoft.com/office/word/2018/wordml" xmlns:w16du="http://schemas.microsoft.com/office/word/2023/wordml/word16du" xmlns:w16sdtdh="http://schemas.microsoft.com/office/word/2020/wordml/sdtdatahash" xmlns:w16sdtfl="http://schemas.microsoft.com/office/word/2024/wordml/sdtformatlock" xmlns:w16se="http://schemas.microsoft.com/office/word/2015/wordml/symex" xmlns:wpg="http://schemas.microsoft.com/office/word/2010/wordprocessingGroup" xmlns:wpi="http://schemas.microsoft.com/office/word/2010/wordprocessingInk" xmlns:wne="http://schemas.microsoft.com/office/word/2006/wordml" xmlns:wps="http://schemas.microsoft.com/office/word/2010/wordprocessingShape" mc:Ignorable="w14 w15 w16se w16cid w16 w16cex w16sdtdh w16sdtfl w16du wp14">
   <w:tbl>
     <w:tblPr>
       <w:tblStyle w:val="TableGrid"/>
       <w:tblW w:w="0" w:type="auto"/>
       <w:tblBorders>
-        <w:top w:val="none" w:sz="0" w:space="0" w:color="auto"/>
-        <w:left w:val="none" w:sz="0" w:space="0" w:color="auto"/>
-        <w:bottom w:val="none" w:sz="0" w:space="0" w:color="auto"/>
-        <w:right w:val="none" w:sz="0" w:space="0" w:color="auto"/>
-        <w:insideH w:val="none" w:sz="0" w:space="0" w:color="auto"/>
-        <w:insideV w:val="none" w:sz="0" w:space="0" w:color="auto"/>
+        <w:top w:val="none" w:color="auto" w:sz="0" w:space="0"/>
+        <w:left w:val="none" w:color="auto" w:sz="0" w:space="0"/>
+        <w:bottom w:val="none" w:color="auto" w:sz="0" w:space="0"/>
+        <w:right w:val="none" w:color="auto" w:sz="0" w:space="0"/>
+        <w:insideH w:val="none" w:color="auto" w:sz="0" w:space="0"/>
+        <w:insideV w:val="none" w:color="auto" w:sz="0" w:space="0"/>
       </w:tblBorders>
       <w:tblCellMar>
         <w:left w:w="0" w:type="dxa"/>
@@ -7157,7 +7157,9 @@
 </a:theme>
 </file>
 
-<file path=customXml/item1.xml>��< ? x m l   v e r s i o n = " 1 . 0 "   e n c o d i n g = " u t f - 1 6 " ? > < N a v W o r d R e p o r t X m l P a r t   x m l n s = " u r n : m i c r o s o f t - d y n a m i c s - n a v / r e p o r t s / S t a n d a r d _ S a l e s _ C r e d i t _ M e m o / 1 3 0 7 / " > +<file path=customXml/item1.xml>��< ? x m l   v e r s i o n = " 1 . 0 "   e n c o d i n g = " u t f - 1 6 " ? > + 
+ < N a v W o r d R e p o r t X m l P a r t   x m l n s = " u r n : m i c r o s o f t - d y n a m i c s - n a v / r e p o r t s / S t a n d a r d _ S a l e s _ C r e d i t _ M e m o / 1 3 0 7 / " >   
      < B C R e p o r t I n f o r m a t i o n >   
@@ -7301,7 +7303,7 @@
  
          < C o m p a n y P h o n e N o _ L b l > C o m p a n y P h o n e N o _ L b l < / C o m p a n y P h o n e N o _ L b l >   
-         < C o m p a n y P i c t u r e > C o m p a n y P i c t u r e < / C o m p a n y P i c t u r e > +         < C o m p a n y P i c t u r e   / >   
          < C o m p a n y R e g i s t r a t i o n N u m b e r > C o m p a n y R e g i s t r a t i o n N u m b e r < / C o m p a n y R e g i s t r a t i o n N u m b e r >   
